--- a/backend/template.docx
+++ b/backend/template.docx
@@ -736,7 +736,7 @@
                 <w:rtl/>
                 <w:lang w:bidi="ar-EG"/>
               </w:rPr>
-              <w:t>وصف الموقع</w:t>
+              <w:t>وصف التعدي</w:t>
             </w:r>
           </w:p>
         </w:tc>
